--- a/docs/RELATORIO_DIAGNOSTICO.docx
+++ b/docs/RELATORIO_DIAGNOSTICO.docx
@@ -37,7 +37,7 @@
     </w:p>
     <w:p>
       <w:pPr>
-        <w:spacing w:before="0" w:after="40"/>
+        <w:spacing w:before="0" w:after="60"/>
       </w:pPr>
       <w:r>
         <w:rPr>
@@ -45,19 +45,69 @@
           <w:b w:val="0"/>
           <w:i w:val="0"/>
           <w:color w:val="3A4A51"/>
+          <w:sz w:val="16"/>
+        </w:rPr>
+        <w:t>Trabalho Intermediário · FGV · Prof. Genaro Lins · Grupo: Tomaz Leal, Roberto Gomides e Diana Cabral · Fonte: BCB/IF.data, valores reais de 03/2026 deflacionados pelo IPCA (SGS 433).</w:t>
+      </w:r>
+    </w:p>
+    <w:p>
+      <w:pPr>
+        <w:spacing w:before="0" w:after="40"/>
+        <w:pBdr>
+          <w:left w:val="single" w:sz="18" w:space="6" w:color="025C75"/>
+        </w:pBdr>
+        <w:shd w:val="clear" w:color="auto" w:fill="F1F4F5"/>
+        <w:ind w:left="113" w:right="57"/>
+      </w:pPr>
+      <w:r>
+        <w:rPr>
+          <w:rFonts w:ascii="Calibri" w:hAnsi="Calibri"/>
+          <w:b/>
+          <w:i w:val="0"/>
+          <w:color w:val="14252B"/>
           <w:sz w:val="17"/>
         </w:rPr>
-        <w:t xml:space="preserve">Data-base 03/2026 · recorte de 258 instituições com carteira ≥ R$ 1 bi · R$ 7,76 tri de carteira somada · </w:t>
+        <w:t xml:space="preserve">Parâmetros deste recorte. </w:t>
       </w:r>
       <w:r>
         <w:rPr>
           <w:rFonts w:ascii="Calibri" w:hAnsi="Calibri"/>
           <w:b w:val="0"/>
           <w:i w:val="0"/>
-          <w:color w:val="3A4A51"/>
+          <w:color w:val="14252B"/>
           <w:sz w:val="17"/>
         </w:rPr>
-        <w:t>Fonte: BCB/IF.data, valores reais de 03/2026 deflacionados pelo IPCA (SGS 433). Trabalho Intermediário · FGV · Prof. Genaro Lins · Grupo: Tomaz Leal, Roberto Gomides e Diana Cabral.</w:t>
+        <w:t>Data-base 03/2026 · todos os 8 tipos de instituição e todos os segmentos prudenciais · carteira mínima de R$ 1 bilhão, que seleciona 258 das 1.403 instituições do IF.data · risco alto a partir de score 0,75 em cada eixo · agenda de atípicas a partir de score final 0,65 · lista de grandes cobrindo 80% da carteira · pesos de 0,30 para crescimento, 0,25 para concentração e 0,45 para deterioração · os 18 indicadores ativos declarados em indicadores.toml.</w:t>
+      </w:r>
+    </w:p>
+    <w:p>
+      <w:pPr>
+        <w:spacing w:before="0" w:after="40"/>
+        <w:pBdr>
+          <w:left w:val="single" w:sz="18" w:space="6" w:color="025C75"/>
+        </w:pBdr>
+        <w:shd w:val="clear" w:color="auto" w:fill="F1F4F5"/>
+        <w:ind w:left="113" w:right="57"/>
+      </w:pPr>
+      <w:r>
+        <w:rPr>
+          <w:rFonts w:ascii="Calibri" w:hAnsi="Calibri"/>
+          <w:b/>
+          <w:i w:val="0"/>
+          <w:color w:val="14252B"/>
+          <w:sz w:val="17"/>
+        </w:rPr>
+        <w:t>Todo número deste relatório é condicional a esses parâmetros.</w:t>
+      </w:r>
+      <w:r>
+        <w:rPr>
+          <w:rFonts w:ascii="Calibri" w:hAnsi="Calibri"/>
+          <w:b w:val="0"/>
+          <w:i w:val="0"/>
+          <w:color w:val="14252B"/>
+          <w:sz w:val="17"/>
+        </w:rPr>
+        <w:t xml:space="preserve"> Alterá-los na barra lateral do painel muda as contagens, as medianas e a composição das duas agendas — e isso é assim por construção: o recorte é uma decisão do supervisor, não um dado. Exemplos medidos: elevar a carteira mínima para R$ 10 bilhões reduz o recorte a 47 instituições e leva o índice de concentração de 990 para 1.169; baixar o corte de risco de 0,75 para 0,70 leva as sinalizadas em deterioração de 10 para 26 e as em crescimento de 47 para 65. As conclusões qualitativas a seguir são robustas a essas variações; os valores absolutos, não.</w:t>
       </w:r>
     </w:p>
     <w:p>
@@ -86,7 +136,7 @@
           <w:color w:val="14252B"/>
           <w:sz w:val="19"/>
         </w:rPr>
-        <w:t>O mercado é desconcentrado no agregado — HHI de 990, abaixo do limiar de 1.500, com CR5 de 66,1%. A concentração que importa não está entre instituições, e sim dentro delas. As seis sinalizadas em concentração têm 100% da carteira de pessoa física em modalidades de alto risco, contra 27,7% do recorte, e 65,0% da carteira PJ em tomadores de grande porte, contra 10,5%. São carteiras monoproduto: o índice de concentração por modalidade atinge 10.000, o máximo teórico. O risco sistêmico do recorte não vem do tamanho relativo de ninguém; vem da ausência de diversificação em instituições individuais.</w:t>
+        <w:t>No recorte declarado acima, o mercado é desconcentrado no agregado — HHI de 990, abaixo do limiar de 1.500, com CR5 de 66,1%. A concentração que importa não está entre instituições, e sim dentro delas: as seis sinalizadas em concentração têm 100% da carteira de pessoa física em modalidades de alto risco, contra 27,7% do recorte, e 65,0% da carteira PJ em tomadores de grande porte, contra 10,5%. São carteiras monoproduto — o índice de concentração por modalidade atinge 10.000, o máximo teórico. O risco não vem do tamanho relativo de ninguém; vem da ausência de diversificação em instituições individuais.</w:t>
       </w:r>
     </w:p>
     <w:p>
@@ -836,12 +886,22 @@
           <w:color w:val="14252B"/>
           <w:sz w:val="19"/>
         </w:rPr>
-        <w:t>O diagnóstico vale para 03/2026 e não se estende a 2025 no eixo de crescimento: a Res. CMN 4.966/2021 alterou a definição da carteira e toda comparação de doze meses que atravessa 01/2025 foi anulada, por medir a mudança contábil e não o ciclo de crédito. O eixo de deterioração tem apenas cinco trimestres de histórico, porque quatro dos seis indicadores só passam a existir no regime de perda esperada. O score mede atipicidade dentro do grupo de pares: um valor alto significa afastamento do padrão do próprio tipo de instituição, e não irregularidade, insolvência ou relevância sistêmica — daí a necessidade das duas listas. O painel tampouco enxerga safra, devedor individual ou exposição fora do balanço.</w:t>
+        <w:t xml:space="preserve">Além da condicionalidade ao recorte, já declarada no cabeçalho: </w:t>
+      </w:r>
+      <w:r>
+        <w:rPr>
+          <w:rFonts w:ascii="Calibri" w:hAnsi="Calibri"/>
+          <w:b w:val="0"/>
+          <w:i w:val="0"/>
+          <w:color w:val="14252B"/>
+          <w:sz w:val="19"/>
+        </w:rPr>
+        <w:t>o diagnóstico vale para 03/2026 e não se estende a 2025 no eixo de crescimento — a Res. CMN 4.966/2021 alterou a definição da carteira, e toda comparação de doze meses que atravessa 01/2025 foi anulada por medir a mudança contábil, não o ciclo de crédito. O eixo de deterioração tem apenas cinco trimestres de histórico, porque quatro dos seis indicadores só passam a existir no regime de perda esperada. O score mede atipicidade dentro do grupo de pares: um valor alto significa afastamento do padrão do próprio tipo de instituição, e não irregularidade, insolvência ou relevância sistêmica — daí a necessidade das duas listas. O painel tampouco enxerga safra, devedor individual ou exposição fora do balanço.</w:t>
       </w:r>
     </w:p>
     <w:p>
       <w:pPr>
-        <w:spacing w:before="60" w:after="80"/>
+        <w:spacing w:before="40" w:after="80"/>
         <w:pBdr>
           <w:bottom w:val="single" w:sz="6" w:space="4" w:color="D3DBDF"/>
         </w:pBdr>
@@ -854,7 +914,7 @@
           <w:color w:val="3A4A51"/>
           <w:sz w:val="16"/>
         </w:rPr>
-        <w:t>Todos os números deste relatório são reproduzíveis no painel, no recorte declarado no cabeçalho, e rastreáveis até a fonte oficial pelas notas de verificação do repositório.</w:t>
+        <w:t>Todos os números são reproduzíveis no painel, com os parâmetros do cabeçalho, e rastreáveis até a fonte oficial pelas notas de verificação do repositório.</w:t>
       </w:r>
     </w:p>
     <w:sectPr>

--- a/docs/RELATORIO_DIAGNOSTICO.docx
+++ b/docs/RELATORIO_DIAGNOSTICO.docx
@@ -37,7 +37,7 @@
     </w:p>
     <w:p>
       <w:pPr>
-        <w:spacing w:before="0" w:after="60"/>
+        <w:spacing w:before="0" w:after="60" w:line="226" w:lineRule="auto"/>
       </w:pPr>
       <w:r>
         <w:rPr>
@@ -52,7 +52,7 @@
     </w:p>
     <w:p>
       <w:pPr>
-        <w:spacing w:before="0" w:after="40"/>
+        <w:spacing w:before="0" w:after="40" w:line="226" w:lineRule="auto"/>
         <w:pBdr>
           <w:left w:val="single" w:sz="18" w:space="6" w:color="025C75"/>
         </w:pBdr>
@@ -82,7 +82,7 @@
     </w:p>
     <w:p>
       <w:pPr>
-        <w:spacing w:before="0" w:after="40"/>
+        <w:spacing w:before="0" w:after="40" w:line="226" w:lineRule="auto"/>
         <w:pBdr>
           <w:left w:val="single" w:sz="18" w:space="6" w:color="025C75"/>
         </w:pBdr>
@@ -112,7 +112,7 @@
     </w:p>
     <w:p>
       <w:pPr>
-        <w:spacing w:before="160" w:after="60"/>
+        <w:spacing w:before="100" w:after="60" w:line="226" w:lineRule="auto"/>
       </w:pPr>
       <w:r>
         <w:rPr>
@@ -126,7 +126,7 @@
     </w:p>
     <w:p>
       <w:pPr>
-        <w:spacing w:before="0" w:after="80"/>
+        <w:spacing w:before="0" w:after="60" w:line="226" w:lineRule="auto"/>
       </w:pPr>
       <w:r>
         <w:rPr>
@@ -141,7 +141,7 @@
     </w:p>
     <w:p>
       <w:pPr>
-        <w:spacing w:before="160" w:after="60"/>
+        <w:spacing w:before="100" w:after="60" w:line="226" w:lineRule="auto"/>
       </w:pPr>
       <w:r>
         <w:rPr>
@@ -493,7 +493,7 @@
     </w:tbl>
     <w:p>
       <w:pPr>
-        <w:spacing w:before="60" w:after="80"/>
+        <w:spacing w:before="60" w:after="60" w:line="226" w:lineRule="auto"/>
       </w:pPr>
       <w:r>
         <w:rPr>
@@ -538,7 +538,7 @@
     </w:p>
     <w:p>
       <w:pPr>
-        <w:spacing w:before="160" w:after="60"/>
+        <w:spacing w:before="100" w:after="60" w:line="226" w:lineRule="auto"/>
       </w:pPr>
       <w:r>
         <w:rPr>
@@ -552,7 +552,7 @@
     </w:p>
     <w:p>
       <w:pPr>
-        <w:spacing w:before="0" w:after="80"/>
+        <w:spacing w:before="0" w:after="60" w:line="226" w:lineRule="auto"/>
       </w:pPr>
       <w:r>
         <w:rPr>
@@ -607,7 +607,7 @@
     </w:p>
     <w:p>
       <w:pPr>
-        <w:spacing w:before="160" w:after="60"/>
+        <w:spacing w:before="100" w:after="60" w:line="226" w:lineRule="auto"/>
       </w:pPr>
       <w:r>
         <w:rPr>
@@ -621,7 +621,7 @@
     </w:p>
     <w:p>
       <w:pPr>
-        <w:spacing w:before="0" w:after="60"/>
+        <w:spacing w:before="0" w:after="60" w:line="226" w:lineRule="auto"/>
       </w:pPr>
       <w:r>
         <w:rPr>
@@ -837,7 +837,7 @@
     </w:tbl>
     <w:p>
       <w:pPr>
-        <w:spacing w:before="60" w:after="80"/>
+        <w:spacing w:before="60" w:after="60" w:line="226" w:lineRule="auto"/>
       </w:pPr>
       <w:r>
         <w:rPr>
@@ -862,7 +862,7 @@
     </w:p>
     <w:p>
       <w:pPr>
-        <w:spacing w:before="160" w:after="60"/>
+        <w:spacing w:before="100" w:after="60" w:line="226" w:lineRule="auto"/>
       </w:pPr>
       <w:r>
         <w:rPr>
@@ -876,7 +876,7 @@
     </w:p>
     <w:p>
       <w:pPr>
-        <w:spacing w:before="0" w:after="40"/>
+        <w:spacing w:before="0" w:after="40" w:line="226" w:lineRule="auto"/>
       </w:pPr>
       <w:r>
         <w:rPr>
@@ -901,7 +901,7 @@
     </w:p>
     <w:p>
       <w:pPr>
-        <w:spacing w:before="40" w:after="80"/>
+        <w:spacing w:before="40" w:after="60" w:line="226" w:lineRule="auto"/>
         <w:pBdr>
           <w:bottom w:val="single" w:sz="6" w:space="4" w:color="D3DBDF"/>
         </w:pBdr>
@@ -919,7 +919,7 @@
     </w:p>
     <w:sectPr>
       <w:pgSz w:w="11906" w:h="16838"/>
-      <w:pgMar w:top="794" w:right="907" w:bottom="794" w:left="907" w:header="720" w:footer="720" w:gutter="0"/>
+      <w:pgMar w:top="680" w:right="907" w:bottom="680" w:left="907" w:header="720" w:footer="720" w:gutter="0"/>
       <w:cols w:space="720"/>
       <w:docGrid w:linePitch="360"/>
     </w:sectPr>
